--- a/ops/audits/noven-2026-08-02/Noven-audit-report-2026-08-03.docx
+++ b/ops/audits/noven-2026-08-02/Noven-audit-report-2026-08-03.docx
@@ -2591,7 +2591,21 @@
           <w:sz w:val="30"/>
           <w:szCs w:val="30"/>
         </w:rPr>
-        <w:t xml:space="preserve">What’s holding you back</w:t>
+        <w:t xml:space="preserve">What we found on your website</w:t>
+      </w:r>
+    </w:p>
+    <w:p>
+      <w:pPr>
+        <w:spacing w:after="160" w:line="288" w:lineRule="auto"/>
+      </w:pPr>
+      <w:r>
+        <w:rPr>
+          <w:rFonts w:ascii="Segoe UI" w:cs="Segoe UI" w:eastAsia="Segoe UI" w:hAnsi="Segoe UI"/>
+          <w:color w:val="16161D"/>
+          <w:sz w:val="20"/>
+          <w:szCs w:val="20"/>
+        </w:rPr>
+        <w:t xml:space="preserve">We check four things, in this order. Most of them your site already gets right — worth saying plainly, because a report that lists only faults can’t tell you whether your site is in good order or whether we simply didn’t look.</w:t>
       </w:r>
     </w:p>
     <w:p>
@@ -2607,52 +2621,16 @@
           <w:sz w:val="20"/>
           <w:szCs w:val="20"/>
         </w:rPr>
-        <w:t xml:space="preserve">1. Your name belongs to somebody else — at least four times over.</w:t>
-      </w:r>
-      <w:r>
-        <w:rPr>
-          <w:rFonts w:ascii="Segoe UI" w:cs="Segoe UI" w:eastAsia="Segoe UI" w:hAnsi="Segoe UI"/>
-          <w:color w:val="16161D"/>
-          <w:sz w:val="20"/>
-          <w:szCs w:val="20"/>
-        </w:rPr>
-        <w:t xml:space="preserve"> A US pharmaceutical company, a North West builder, an AI product trading as </w:t>
-      </w:r>
-      <w:r>
-        <w:rPr>
-          <w:rFonts w:ascii="Consolas" w:cs="Consolas" w:eastAsia="Consolas" w:hAnsi="Consolas"/>
-          <w:color w:val="16161D"/>
-          <w:sz w:val="18"/>
-          <w:szCs w:val="18"/>
-        </w:rPr>
-        <w:t xml:space="preserve">noven.studio</w:t>
-      </w:r>
-      <w:r>
-        <w:rPr>
-          <w:rFonts w:ascii="Segoe UI" w:cs="Segoe UI" w:eastAsia="Segoe UI" w:hAnsi="Segoe UI"/>
-          <w:color w:val="16161D"/>
-          <w:sz w:val="20"/>
-          <w:szCs w:val="20"/>
-        </w:rPr>
-        <w:t xml:space="preserve">, and a fourth business at </w:t>
-      </w:r>
-      <w:r>
-        <w:rPr>
-          <w:rFonts w:ascii="Consolas" w:cs="Consolas" w:eastAsia="Consolas" w:hAnsi="Consolas"/>
-          <w:color w:val="16161D"/>
-          <w:sz w:val="18"/>
-          <w:szCs w:val="18"/>
-        </w:rPr>
-        <w:t xml:space="preserve">noven.io</w:t>
-      </w:r>
-      <w:r>
-        <w:rPr>
-          <w:rFonts w:ascii="Segoe UI" w:cs="Segoe UI" w:eastAsia="Segoe UI" w:hAnsi="Segoe UI"/>
-          <w:color w:val="16161D"/>
-          <w:sz w:val="20"/>
-          <w:szCs w:val="20"/>
-        </w:rPr>
-        <w:t xml:space="preserve"> all answer to Noven. The third is the most damaging: its name is your web address with the dot moved, and it works in your field. This costs you the moment anyone hears your name and checks. Fixing it isn’t website work — it needs a decision about the name before anything else is worth doing.</w:t>
+        <w:t xml:space="preserve">1. Can the assistants get to you at all? Three of the four, yes. Copilot, no.</w:t>
+      </w:r>
+      <w:r>
+        <w:rPr>
+          <w:rFonts w:ascii="Segoe UI" w:cs="Segoe UI" w:eastAsia="Segoe UI" w:hAnsi="Segoe UI"/>
+          <w:color w:val="16161D"/>
+          <w:sz w:val="20"/>
+          <w:szCs w:val="20"/>
+        </w:rPr>
+        <w:t xml:space="preserve"> Your site invites every major assistant’s software by name and turns none of them away. There is a working list of your pages for them to follow and it points at the right address. No password, no redirect and no security challenge stands in front of any of it — which is where we most often find a business accidentally shut out. The exception is Microsoft: it holds no record of your site at all, so Copilot cannot reach you however open the door is. That’s finding 2 below.</w:t>
       </w:r>
     </w:p>
     <w:p>
@@ -2668,16 +2646,16 @@
           <w:sz w:val="20"/>
           <w:szCs w:val="20"/>
         </w:rPr>
-        <w:t xml:space="preserve">2. Copilot doesn’t have your website on file at all.</w:t>
-      </w:r>
-      <w:r>
-        <w:rPr>
-          <w:rFonts w:ascii="Segoe UI" w:cs="Segoe UI" w:eastAsia="Segoe UI" w:hAnsi="Segoe UI"/>
-          <w:color w:val="16161D"/>
-          <w:sz w:val="20"/>
-          <w:szCs w:val="20"/>
-        </w:rPr>
-        <w:t xml:space="preserve"> Microsoft keeps its own record of the web, and Copilot answers only from that record. Yours isn’t in it — we checked, and no pages are listed. That is why Copilot never named you in nine hand-checked answers, and it would stay true however good your website was. Your site openly invites Microsoft to read it; nobody has told Microsoft it exists. Registering is free and takes about fifteen minutes, though it is then days or weeks before anything changes.</w:t>
+        <w:t xml:space="preserve">2. Can they read you once they’re in? Yes.</w:t>
+      </w:r>
+      <w:r>
+        <w:rPr>
+          <w:rFonts w:ascii="Segoe UI" w:cs="Segoe UI" w:eastAsia="Segoe UI" w:hAnsi="Segoe UI"/>
+          <w:color w:val="16161D"/>
+          <w:sz w:val="20"/>
+          <w:szCs w:val="20"/>
+        </w:rPr>
+        <w:t xml:space="preserve"> Your words are in the page itself rather than assembled afterwards inside a visitor’s browser. That sounds like a detail and isn’t: sites built with some popular tools arrive as an empty shell that only a person’s browser fills in, and an assistant reading one of those gets nothing at all. Yours is readable as it stands, on every page.</w:t>
       </w:r>
     </w:p>
     <w:p>
@@ -2693,16 +2671,149 @@
           <w:sz w:val="20"/>
           <w:szCs w:val="20"/>
         </w:rPr>
-        <w:t xml:space="preserve">3. Nothing tells a machine where you work.</w:t>
-      </w:r>
-      <w:r>
-        <w:rPr>
-          <w:rFonts w:ascii="Segoe UI" w:cs="Segoe UI" w:eastAsia="Segoe UI" w:hAnsi="Segoe UI"/>
-          <w:color w:val="16161D"/>
-          <w:sz w:val="20"/>
-          <w:szCs w:val="20"/>
-        </w:rPr>
-        <w:t xml:space="preserve"> Your pages say “the Wirral” in words a person reads. The information written for machines says only “United Kingdom” — no town, no area. So when someone asks for help on the Wirral there is nothing to match you against, and you were named 0 times out of 15 when we asked exactly that. This is the one item here that is a small, contained change to your website.</w:t>
+        <w:t xml:space="preserve">3. Are your business facts written where a machine can find them? Nearly all of them.</w:t>
+      </w:r>
+      <w:r>
+        <w:rPr>
+          <w:rFonts w:ascii="Segoe UI" w:cs="Segoe UI" w:eastAsia="Segoe UI" w:hAnsi="Segoe UI"/>
+          <w:color w:val="16161D"/>
+          <w:sz w:val="20"/>
+          <w:szCs w:val="20"/>
+        </w:rPr>
+        <w:t xml:space="preserve"> Your name, what you do, your email, your services and all five of your prices exist in a form built for machines, not only as words on a page. They are produced from a single record, so what a person reads and what a machine reads cannot drift apart — a problem we find on most sites and won’t find on yours. </w:t>
+      </w:r>
+      <w:r>
+        <w:rPr>
+          <w:rFonts w:ascii="Segoe UI" w:cs="Segoe UI" w:eastAsia="Segoe UI" w:hAnsi="Segoe UI"/>
+          <w:b/>
+          <w:bCs/>
+          <w:color w:val="16161D"/>
+          <w:sz w:val="20"/>
+          <w:szCs w:val="20"/>
+        </w:rPr>
+        <w:t xml:space="preserve">Publishing your prices is the most valuable single thing on this list</w:t>
+      </w:r>
+      <w:r>
+        <w:rPr>
+          <w:rFonts w:ascii="Segoe UI" w:cs="Segoe UI" w:eastAsia="Segoe UI" w:hAnsi="Segoe UI"/>
+          <w:color w:val="16161D"/>
+          <w:sz w:val="20"/>
+          <w:szCs w:val="20"/>
+        </w:rPr>
+        <w:t xml:space="preserve">, and most businesses don’t: an assistant asked “roughly what should this cost” can only name a business that published a number.</w:t>
+      </w:r>
+    </w:p>
+    <w:p>
+      <w:pPr>
+        <w:spacing w:after="160" w:line="288" w:lineRule="auto"/>
+      </w:pPr>
+      <w:r>
+        <w:rPr>
+          <w:rFonts w:ascii="Segoe UI" w:cs="Segoe UI" w:eastAsia="Segoe UI" w:hAnsi="Segoe UI"/>
+          <w:color w:val="16161D"/>
+          <w:sz w:val="20"/>
+          <w:szCs w:val="20"/>
+        </w:rPr>
+        <w:t xml:space="preserve">One fact is missing from that record, and it’s the one you’d most want there: </w:t>
+      </w:r>
+      <w:r>
+        <w:rPr>
+          <w:rFonts w:ascii="Segoe UI" w:cs="Segoe UI" w:eastAsia="Segoe UI" w:hAnsi="Segoe UI"/>
+          <w:b/>
+          <w:bCs/>
+          <w:color w:val="16161D"/>
+          <w:sz w:val="20"/>
+          <w:szCs w:val="20"/>
+        </w:rPr>
+        <w:t xml:space="preserve">where you work.</w:t>
+      </w:r>
+      <w:r>
+        <w:rPr>
+          <w:rFonts w:ascii="Segoe UI" w:cs="Segoe UI" w:eastAsia="Segoe UI" w:hAnsi="Segoe UI"/>
+          <w:color w:val="16161D"/>
+          <w:sz w:val="20"/>
+          <w:szCs w:val="20"/>
+        </w:rPr>
+        <w:t xml:space="preserve"> The pages say “the Wirral” in words a person reads. The machine-readable version says only “United Kingdom” — no town, no area. That’s finding 3.</w:t>
+      </w:r>
+    </w:p>
+    <w:p>
+      <w:pPr>
+        <w:spacing w:after="160" w:line="288" w:lineRule="auto"/>
+      </w:pPr>
+      <w:r>
+        <w:rPr>
+          <w:rFonts w:ascii="Segoe UI" w:cs="Segoe UI" w:eastAsia="Segoe UI" w:hAnsi="Segoe UI"/>
+          <w:b/>
+          <w:bCs/>
+          <w:color w:val="16161D"/>
+          <w:sz w:val="20"/>
+          <w:szCs w:val="20"/>
+        </w:rPr>
+        <w:t xml:space="preserve">4. Does anything on your site answer the questions customers ask? Six of the ten.</w:t>
+      </w:r>
+      <w:r>
+        <w:rPr>
+          <w:rFonts w:ascii="Segoe UI" w:cs="Segoe UI" w:eastAsia="Segoe UI" w:hAnsi="Segoe UI"/>
+          <w:color w:val="16161D"/>
+          <w:sz w:val="20"/>
+          <w:szCs w:val="20"/>
+        </w:rPr>
+        <w:t xml:space="preserve"> Your pricing page answers “what are my options and what should it cost” outright, with real figures, which is the hardest of the ten to answer well. Two have nothing behind them at all: </w:t>
+      </w:r>
+      <w:r>
+        <w:rPr>
+          <w:rFonts w:ascii="Segoe UI" w:cs="Segoe UI" w:eastAsia="Segoe UI" w:hAnsi="Segoe UI"/>
+          <w:b/>
+          <w:bCs/>
+          <w:color w:val="16161D"/>
+          <w:sz w:val="20"/>
+          <w:szCs w:val="20"/>
+        </w:rPr>
+        <w:t xml:space="preserve">someone looking on the Wirral</w:t>
+      </w:r>
+      <w:r>
+        <w:rPr>
+          <w:rFonts w:ascii="Segoe UI" w:cs="Segoe UI" w:eastAsia="Segoe UI" w:hAnsi="Segoe UI"/>
+          <w:color w:val="16161D"/>
+          <w:sz w:val="20"/>
+          <w:szCs w:val="20"/>
+        </w:rPr>
+        <w:t xml:space="preserve">, and </w:t>
+      </w:r>
+      <w:r>
+        <w:rPr>
+          <w:rFonts w:ascii="Segoe UI" w:cs="Segoe UI" w:eastAsia="Segoe UI" w:hAnsi="Segoe UI"/>
+          <w:b/>
+          <w:bCs/>
+          <w:color w:val="16161D"/>
+          <w:sz w:val="20"/>
+          <w:szCs w:val="20"/>
+        </w:rPr>
+        <w:t xml:space="preserve">who your alternatives are</w:t>
+      </w:r>
+      <w:r>
+        <w:rPr>
+          <w:rFonts w:ascii="Segoe UI" w:cs="Segoe UI" w:eastAsia="Segoe UI" w:hAnsi="Segoe UI"/>
+          <w:color w:val="16161D"/>
+          <w:sz w:val="20"/>
+          <w:szCs w:val="20"/>
+        </w:rPr>
+        <w:t xml:space="preserve">. Those two are the gap list — and the Wirral one is the same problem as the missing location, showing up from a different direction.</w:t>
+      </w:r>
+    </w:p>
+    <w:p>
+      <w:pPr>
+        <w:spacing w:after="160" w:line="288" w:lineRule="auto"/>
+      </w:pPr>
+      <w:r>
+        <w:rPr>
+          <w:rFonts w:ascii="Segoe UI" w:cs="Segoe UI" w:eastAsia="Segoe UI" w:hAnsi="Segoe UI"/>
+          <w:color w:val="16161D"/>
+          <w:sz w:val="20"/>
+          <w:szCs w:val="20"/>
+        </w:rPr>
+        <w:t xml:space="preserve">So: two of the four in good order, one missing a single fact, one absent from Microsoft’s records altogether. A better starting position than most sites we see — which is why the recommendation below is short.</w:t>
       </w:r>
     </w:p>
     <w:p>
@@ -2719,6 +2830,134 @@
           <w:sz w:val="30"/>
           <w:szCs w:val="30"/>
         </w:rPr>
+        <w:t xml:space="preserve">What’s holding you back</w:t>
+      </w:r>
+    </w:p>
+    <w:p>
+      <w:pPr>
+        <w:spacing w:after="160" w:line="288" w:lineRule="auto"/>
+      </w:pPr>
+      <w:r>
+        <w:rPr>
+          <w:rFonts w:ascii="Segoe UI" w:cs="Segoe UI" w:eastAsia="Segoe UI" w:hAnsi="Segoe UI"/>
+          <w:b/>
+          <w:bCs/>
+          <w:color w:val="16161D"/>
+          <w:sz w:val="20"/>
+          <w:szCs w:val="20"/>
+        </w:rPr>
+        <w:t xml:space="preserve">1. Your name belongs to somebody else — at least four times over.</w:t>
+      </w:r>
+      <w:r>
+        <w:rPr>
+          <w:rFonts w:ascii="Segoe UI" w:cs="Segoe UI" w:eastAsia="Segoe UI" w:hAnsi="Segoe UI"/>
+          <w:color w:val="16161D"/>
+          <w:sz w:val="20"/>
+          <w:szCs w:val="20"/>
+        </w:rPr>
+        <w:t xml:space="preserve"> A US pharmaceutical company, a North West builder, an AI product trading as </w:t>
+      </w:r>
+      <w:r>
+        <w:rPr>
+          <w:rFonts w:ascii="Consolas" w:cs="Consolas" w:eastAsia="Consolas" w:hAnsi="Consolas"/>
+          <w:color w:val="16161D"/>
+          <w:sz w:val="18"/>
+          <w:szCs w:val="18"/>
+        </w:rPr>
+        <w:t xml:space="preserve">noven.studio</w:t>
+      </w:r>
+      <w:r>
+        <w:rPr>
+          <w:rFonts w:ascii="Segoe UI" w:cs="Segoe UI" w:eastAsia="Segoe UI" w:hAnsi="Segoe UI"/>
+          <w:color w:val="16161D"/>
+          <w:sz w:val="20"/>
+          <w:szCs w:val="20"/>
+        </w:rPr>
+        <w:t xml:space="preserve">, and a fourth business at </w:t>
+      </w:r>
+      <w:r>
+        <w:rPr>
+          <w:rFonts w:ascii="Consolas" w:cs="Consolas" w:eastAsia="Consolas" w:hAnsi="Consolas"/>
+          <w:color w:val="16161D"/>
+          <w:sz w:val="18"/>
+          <w:szCs w:val="18"/>
+        </w:rPr>
+        <w:t xml:space="preserve">noven.io</w:t>
+      </w:r>
+      <w:r>
+        <w:rPr>
+          <w:rFonts w:ascii="Segoe UI" w:cs="Segoe UI" w:eastAsia="Segoe UI" w:hAnsi="Segoe UI"/>
+          <w:color w:val="16161D"/>
+          <w:sz w:val="20"/>
+          <w:szCs w:val="20"/>
+        </w:rPr>
+        <w:t xml:space="preserve"> all answer to Noven. The third is the most damaging: its name is your web address with the dot moved, and it works in your field. This costs you the moment anyone hears your name and checks. Fixing it isn’t website work — it needs a decision about the name before anything else is worth doing.</w:t>
+      </w:r>
+    </w:p>
+    <w:p>
+      <w:pPr>
+        <w:spacing w:after="160" w:line="288" w:lineRule="auto"/>
+      </w:pPr>
+      <w:r>
+        <w:rPr>
+          <w:rFonts w:ascii="Segoe UI" w:cs="Segoe UI" w:eastAsia="Segoe UI" w:hAnsi="Segoe UI"/>
+          <w:b/>
+          <w:bCs/>
+          <w:color w:val="16161D"/>
+          <w:sz w:val="20"/>
+          <w:szCs w:val="20"/>
+        </w:rPr>
+        <w:t xml:space="preserve">2. Copilot doesn’t have your website on file at all.</w:t>
+      </w:r>
+      <w:r>
+        <w:rPr>
+          <w:rFonts w:ascii="Segoe UI" w:cs="Segoe UI" w:eastAsia="Segoe UI" w:hAnsi="Segoe UI"/>
+          <w:color w:val="16161D"/>
+          <w:sz w:val="20"/>
+          <w:szCs w:val="20"/>
+        </w:rPr>
+        <w:t xml:space="preserve"> It cost you every one of the nine hand-checked Copilot answers, and it would stay true however good your website was — your site invites Microsoft in, but nobody has told Microsoft it exists. Registering is free and takes about fifteen minutes, then days or weeks before anything shifts.</w:t>
+      </w:r>
+    </w:p>
+    <w:p>
+      <w:pPr>
+        <w:spacing w:after="160" w:line="288" w:lineRule="auto"/>
+      </w:pPr>
+      <w:r>
+        <w:rPr>
+          <w:rFonts w:ascii="Segoe UI" w:cs="Segoe UI" w:eastAsia="Segoe UI" w:hAnsi="Segoe UI"/>
+          <w:b/>
+          <w:bCs/>
+          <w:color w:val="16161D"/>
+          <w:sz w:val="20"/>
+          <w:szCs w:val="20"/>
+        </w:rPr>
+        <w:t xml:space="preserve">3. Nothing tells a machine where you work.</w:t>
+      </w:r>
+      <w:r>
+        <w:rPr>
+          <w:rFonts w:ascii="Segoe UI" w:cs="Segoe UI" w:eastAsia="Segoe UI" w:hAnsi="Segoe UI"/>
+          <w:color w:val="16161D"/>
+          <w:sz w:val="20"/>
+          <w:szCs w:val="20"/>
+        </w:rPr>
+        <w:t xml:space="preserve"> It cost you all 15 checks when we asked for someone on the Wirral: there was simply nothing to match you against. This is the one item here that is a small, contained change to your website, and fixing it closes one of the two missing question pages at the same time.</w:t>
+      </w:r>
+    </w:p>
+    <w:p>
+      <w:pPr>
+        <w:pStyle w:val="Heading2"/>
+        <w:spacing w:after="180" w:before="420"/>
+      </w:pPr>
+      <w:r>
+        <w:rPr>
+          <w:rFonts w:ascii="Palatino Linotype" w:cs="Palatino Linotype" w:eastAsia="Palatino Linotype" w:hAnsi="Palatino Linotype"/>
+          <w:b w:val="false"/>
+          <w:bCs w:val="false"/>
+          <w:color w:val="170969"/>
+          <w:sz w:val="30"/>
+          <w:szCs w:val="30"/>
+        </w:rPr>
         <w:t xml:space="preserve">What we’d do about it</w:t>
       </w:r>
     </w:p>
@@ -2733,7 +2972,7 @@
           <w:sz w:val="20"/>
           <w:szCs w:val="20"/>
         </w:rPr>
-        <w:t xml:space="preserve">Findings 2 and 3 are ordinary Foundation work and both are worth doing. Finding 1 isn’t, and it’s the bigger problem: no amount of website work stops an assistant thinking you’re a pharmaceutical company, and every improvement made under the current name accrues to a name four other businesses already answer to.</w:t>
+        <w:t xml:space="preserve">Findings 2 and 3 are ordinary Foundation work, both worth doing. Finding 1 isn’t, and it’s the bigger problem: no amount of website work stops an assistant thinking you’re a pharmaceutical company, and every improvement under the current name accrues to a name four other businesses answer to.</w:t>
       </w:r>
     </w:p>
     <w:p>
